--- a/ИСРПО/ЛР№4/Отчёт по лабораторной работе №4.docx
+++ b/ИСРПО/ЛР№4/Отчёт по лабораторной работе №4.docx
@@ -1,6 +1,6 @@
 
 <file path=word/document.xml><?xml version="1.0" encoding="utf-8"?>
-<w:document xmlns:wpc="http://schemas.microsoft.com/office/word/2010/wordprocessingCanvas" xmlns:cx="http://schemas.microsoft.com/office/drawing/2014/chartex" xmlns:cx1="http://schemas.microsoft.com/office/drawing/2015/9/8/chartex" xmlns:cx2="http://schemas.microsoft.com/office/drawing/2015/10/21/chartex" xmlns:cx3="http://schemas.microsoft.com/office/drawing/2016/5/9/chartex" xmlns:cx4="http://schemas.microsoft.com/office/drawing/2016/5/10/chartex" xmlns:cx5="http://schemas.microsoft.com/office/drawing/2016/5/11/chartex" xmlns:cx6="http://schemas.microsoft.com/office/drawing/2016/5/12/chartex" xmlns:cx7="http://schemas.microsoft.com/office/drawing/2016/5/13/chartex" xmlns:cx8="http://schemas.microsoft.com/office/drawing/2016/5/14/chartex" xmlns:mc="http://schemas.openxmlformats.org/markup-compatibility/2006" xmlns:aink="http://schemas.microsoft.com/office/drawing/2016/ink" xmlns:am3d="http://schemas.microsoft.com/office/drawing/2017/model3d" xmlns:o="urn:schemas-microsoft-com:office:office" xmlns:oel="http://schemas.microsoft.com/office/2019/extlst" xmlns:r="http://schemas.openxmlformats.org/officeDocument/2006/relationships" xmlns:m="http://schemas.openxmlformats.org/officeDocument/2006/math" xmlns:v="urn:schemas-microsoft-com:vml" xmlns:wp14="http://schemas.microsoft.com/office/word/2010/wordprocessingDrawing" xmlns:wp="http://schemas.openxmlformats.org/drawingml/2006/wordprocessingDrawing" xmlns:w10="urn:schemas-microsoft-com:office:word" xmlns:w="http://schemas.openxmlformats.org/wordprocessingml/2006/main" xmlns:w14="http://schemas.microsoft.com/office/word/2010/wordml" xmlns:w15="http://schemas.microsoft.com/office/word/2012/wordml" xmlns:w16cex="http://schemas.microsoft.com/office/word/2018/wordml/cex" xmlns:w16cid="http://schemas.microsoft.com/office/word/2016/wordml/cid" xmlns:w16="http://schemas.microsoft.com/office/word/2018/wordml" xmlns:w16du="http://schemas.microsoft.com/office/word/2023/wordml/word16du" xmlns:w16sdtdh="http://schemas.microsoft.com/office/word/2020/wordml/sdtdatahash" xmlns:w16sdtfl="http://schemas.microsoft.com/office/word/2024/wordml/sdtformatlock" xmlns:w16se="http://schemas.microsoft.com/office/word/2015/wordml/symex" xmlns:wpg="http://schemas.microsoft.com/office/word/2010/wordprocessingGroup" xmlns:wpi="http://schemas.microsoft.com/office/word/2010/wordprocessingInk" xmlns:wne="http://schemas.microsoft.com/office/word/2006/wordml" xmlns:wps="http://schemas.microsoft.com/office/word/2010/wordprocessingShape" mc:Ignorable="w14 w15 w16se w16cid w16 w16cex w16sdtdh w16sdtfl w16du wp14">
+<w:document xmlns:wpc="http://schemas.microsoft.com/office/word/2010/wordprocessingCanvas" xmlns:cx="http://schemas.microsoft.com/office/drawing/2014/chartex" xmlns:mc="http://schemas.openxmlformats.org/markup-compatibility/2006" xmlns:o="urn:schemas-microsoft-com:office:office" xmlns:r="http://schemas.openxmlformats.org/officeDocument/2006/relationships" xmlns:m="http://schemas.openxmlformats.org/officeDocument/2006/math" xmlns:v="urn:schemas-microsoft-com:vml" xmlns:wp14="http://schemas.microsoft.com/office/word/2010/wordprocessingDrawing" xmlns:wp="http://schemas.openxmlformats.org/drawingml/2006/wordprocessingDrawing" xmlns:w10="urn:schemas-microsoft-com:office:word" xmlns:w="http://schemas.openxmlformats.org/wordprocessingml/2006/main" xmlns:w14="http://schemas.microsoft.com/office/word/2010/wordml" xmlns:w15="http://schemas.microsoft.com/office/word/2012/wordml" xmlns:w16se="http://schemas.microsoft.com/office/word/2015/wordml/symex" xmlns:wpg="http://schemas.microsoft.com/office/word/2010/wordprocessingGroup" xmlns:wpi="http://schemas.microsoft.com/office/word/2010/wordprocessingInk" xmlns:wne="http://schemas.microsoft.com/office/word/2006/wordml" xmlns:wps="http://schemas.microsoft.com/office/word/2010/wordprocessingShape" mc:Ignorable="w14 w15 w16se wp14">
   <w:body>
     <w:p>
       <w:pPr>
@@ -94,7 +94,8 @@
       </w:pPr>
       <w:r>
         <w:rPr>
-          <w:lang w:val="en-US"/>
+          <w:noProof/>
+          <w:lang w:eastAsia="ru-RU"/>
         </w:rPr>
         <w:drawing>
           <wp:inline distT="0" distB="0" distL="0" distR="0" wp14:anchorId="39C95A06" wp14:editId="37E6DDA3">
@@ -154,6 +155,10 @@
         </w:numPr>
       </w:pPr>
       <w:r>
+        <w:rPr>
+          <w:noProof/>
+          <w:lang w:eastAsia="ru-RU"/>
+        </w:rPr>
         <w:drawing>
           <wp:inline distT="0" distB="0" distL="0" distR="0" wp14:anchorId="6FEBBAD7" wp14:editId="59FE6715">
             <wp:extent cx="5940425" cy="1082675"/>
@@ -207,6 +212,7 @@
       <w:r>
         <w:rPr>
           <w:noProof/>
+          <w:lang w:eastAsia="ru-RU"/>
         </w:rPr>
         <w:lastRenderedPageBreak/>
         <w:drawing>
@@ -268,6 +274,7 @@
       <w:r>
         <w:rPr>
           <w:noProof/>
+          <w:lang w:eastAsia="ru-RU"/>
         </w:rPr>
         <w:drawing>
           <wp:inline distT="0" distB="0" distL="0" distR="0" wp14:anchorId="3BF9C1D0" wp14:editId="795FBE43">
@@ -317,7 +324,15 @@
         <w:pStyle w:val="2"/>
       </w:pPr>
       <w:r>
-        <w:t xml:space="preserve">Создание Pull </w:t>
+        <w:t xml:space="preserve">Создание </w:t>
+      </w:r>
+      <w:proofErr w:type="spellStart"/>
+      <w:r>
+        <w:t>Pull</w:t>
+      </w:r>
+      <w:proofErr w:type="spellEnd"/>
+      <w:r>
+        <w:t xml:space="preserve"> </w:t>
       </w:r>
       <w:proofErr w:type="spellStart"/>
       <w:r>
@@ -337,21 +352,38 @@
         </w:numPr>
       </w:pPr>
       <w:r>
-        <w:t xml:space="preserve">Создать Pull </w:t>
+        <w:t xml:space="preserve">Создать </w:t>
       </w:r>
       <w:proofErr w:type="spellStart"/>
       <w:r>
+        <w:t>Pull</w:t>
+      </w:r>
+      <w:proofErr w:type="spellEnd"/>
+      <w:r>
+        <w:t xml:space="preserve"> </w:t>
+      </w:r>
+      <w:proofErr w:type="spellStart"/>
+      <w:r>
         <w:t>Request</w:t>
       </w:r>
       <w:proofErr w:type="spellEnd"/>
       <w:r>
-        <w:t xml:space="preserve"> для своей фичи.</w:t>
+        <w:t xml:space="preserve"> для своей </w:t>
+      </w:r>
+      <w:proofErr w:type="spellStart"/>
+      <w:r>
+        <w:t>фичи</w:t>
+      </w:r>
+      <w:proofErr w:type="spellEnd"/>
+      <w:r>
+        <w:t>.</w:t>
       </w:r>
     </w:p>
     <w:p>
       <w:r>
         <w:rPr>
           <w:noProof/>
+          <w:lang w:eastAsia="ru-RU"/>
         </w:rPr>
         <w:lastRenderedPageBreak/>
         <w:drawing>
@@ -409,7 +441,45 @@
         <w:t>Оформить PR с описанием изменений.</w:t>
       </w:r>
     </w:p>
-    <w:p/>
+    <w:p>
+      <w:r>
+        <w:drawing>
+          <wp:inline distT="0" distB="0" distL="0" distR="0" wp14:anchorId="65051032" wp14:editId="623213BF">
+            <wp:extent cx="5940425" cy="3217545"/>
+            <wp:effectExtent l="0" t="0" r="3175" b="1905"/>
+            <wp:docPr id="1" name="Рисунок 1"/>
+            <wp:cNvGraphicFramePr>
+              <a:graphicFrameLocks xmlns:a="http://schemas.openxmlformats.org/drawingml/2006/main" noChangeAspect="1"/>
+            </wp:cNvGraphicFramePr>
+            <a:graphic xmlns:a="http://schemas.openxmlformats.org/drawingml/2006/main">
+              <a:graphicData uri="http://schemas.openxmlformats.org/drawingml/2006/picture">
+                <pic:pic xmlns:pic="http://schemas.openxmlformats.org/drawingml/2006/picture">
+                  <pic:nvPicPr>
+                    <pic:cNvPr id="1" name=""/>
+                    <pic:cNvPicPr/>
+                  </pic:nvPicPr>
+                  <pic:blipFill>
+                    <a:blip r:embed="rId10"/>
+                    <a:stretch>
+                      <a:fillRect/>
+                    </a:stretch>
+                  </pic:blipFill>
+                  <pic:spPr>
+                    <a:xfrm>
+                      <a:off x="0" y="0"/>
+                      <a:ext cx="5940425" cy="3217545"/>
+                    </a:xfrm>
+                    <a:prstGeom prst="rect">
+                      <a:avLst/>
+                    </a:prstGeom>
+                  </pic:spPr>
+                </pic:pic>
+              </a:graphicData>
+            </a:graphic>
+          </wp:inline>
+        </w:drawing>
+      </w:r>
+    </w:p>
     <w:p>
       <w:pPr>
         <w:pStyle w:val="2"/>
@@ -421,6 +491,202 @@
       <w:r>
         <w:t>Убедиться, что PR готов к проверке.</w:t>
       </w:r>
+    </w:p>
+    <w:p>
+      <w:r>
+        <w:lastRenderedPageBreak/>
+        <w:drawing>
+          <wp:inline distT="0" distB="0" distL="0" distR="0" wp14:anchorId="2FDEBF89" wp14:editId="31318A3A">
+            <wp:extent cx="5940425" cy="3217545"/>
+            <wp:effectExtent l="0" t="0" r="3175" b="1905"/>
+            <wp:docPr id="3" name="Рисунок 3"/>
+            <wp:cNvGraphicFramePr>
+              <a:graphicFrameLocks xmlns:a="http://schemas.openxmlformats.org/drawingml/2006/main" noChangeAspect="1"/>
+            </wp:cNvGraphicFramePr>
+            <a:graphic xmlns:a="http://schemas.openxmlformats.org/drawingml/2006/main">
+              <a:graphicData uri="http://schemas.openxmlformats.org/drawingml/2006/picture">
+                <pic:pic xmlns:pic="http://schemas.openxmlformats.org/drawingml/2006/picture">
+                  <pic:nvPicPr>
+                    <pic:cNvPr id="1" name=""/>
+                    <pic:cNvPicPr/>
+                  </pic:nvPicPr>
+                  <pic:blipFill>
+                    <a:blip r:embed="rId11"/>
+                    <a:stretch>
+                      <a:fillRect/>
+                    </a:stretch>
+                  </pic:blipFill>
+                  <pic:spPr>
+                    <a:xfrm>
+                      <a:off x="0" y="0"/>
+                      <a:ext cx="5940425" cy="3217545"/>
+                    </a:xfrm>
+                    <a:prstGeom prst="rect">
+                      <a:avLst/>
+                    </a:prstGeom>
+                  </pic:spPr>
+                </pic:pic>
+              </a:graphicData>
+            </a:graphic>
+          </wp:inline>
+        </w:drawing>
+      </w:r>
+    </w:p>
+    <w:p>
+      <w:pPr>
+        <w:pStyle w:val="2"/>
+      </w:pPr>
+      <w:r>
+        <w:t xml:space="preserve">Получение отзыва, исправление замечаний и обновление </w:t>
+      </w:r>
+      <w:r>
+        <w:rPr>
+          <w:lang w:val="en-US"/>
+        </w:rPr>
+        <w:t>Pull</w:t>
+      </w:r>
+      <w:r>
+        <w:t xml:space="preserve"> </w:t>
+      </w:r>
+      <w:r>
+        <w:rPr>
+          <w:lang w:val="en-US"/>
+        </w:rPr>
+        <w:t>Request</w:t>
+      </w:r>
+      <w:r>
+        <w:t>.</w:t>
+      </w:r>
+    </w:p>
+    <w:p>
+      <w:pPr>
+        <w:pStyle w:val="2"/>
+        <w:numPr>
+          <w:ilvl w:val="2"/>
+          <w:numId w:val="6"/>
+        </w:numPr>
+      </w:pPr>
+      <w:r>
+        <w:t xml:space="preserve">Получить отзыв от </w:t>
+      </w:r>
+      <w:proofErr w:type="spellStart"/>
+      <w:r>
+        <w:t>ревьюера</w:t>
+      </w:r>
+      <w:proofErr w:type="spellEnd"/>
+      <w:r>
+        <w:t>.</w:t>
+      </w:r>
+    </w:p>
+    <w:p>
+      <w:r>
+        <w:rPr>
+          <w:noProof/>
+        </w:rPr>
+        <w:drawing>
+          <wp:inline distT="0" distB="0" distL="0" distR="0" wp14:anchorId="617A71C2" wp14:editId="50733735">
+            <wp:extent cx="5172075" cy="2747665"/>
+            <wp:effectExtent l="0" t="0" r="0" b="0"/>
+            <wp:docPr id="4" name="Рисунок 4" descr="C:\Temp\ispp31\ISRPO\ИСРПО\ЛР№4\Ревью кода.png"/>
+            <wp:cNvGraphicFramePr>
+              <a:graphicFrameLocks xmlns:a="http://schemas.openxmlformats.org/drawingml/2006/main" noChangeAspect="1"/>
+            </wp:cNvGraphicFramePr>
+            <a:graphic xmlns:a="http://schemas.openxmlformats.org/drawingml/2006/main">
+              <a:graphicData uri="http://schemas.openxmlformats.org/drawingml/2006/picture">
+                <pic:pic xmlns:pic="http://schemas.openxmlformats.org/drawingml/2006/picture">
+                  <pic:nvPicPr>
+                    <pic:cNvPr id="0" name="Picture 1" descr="C:\Temp\ispp31\ISRPO\ИСРПО\ЛР№4\Ревью кода.png"/>
+                    <pic:cNvPicPr>
+                      <a:picLocks noChangeAspect="1" noChangeArrowheads="1"/>
+                    </pic:cNvPicPr>
+                  </pic:nvPicPr>
+                  <pic:blipFill>
+                    <a:blip r:embed="rId12" cstate="print">
+                      <a:extLst>
+                        <a:ext uri="{28A0092B-C50C-407E-A947-70E740481C1C}">
+                          <a14:useLocalDpi xmlns:a14="http://schemas.microsoft.com/office/drawing/2010/main" val="0"/>
+                        </a:ext>
+                      </a:extLst>
+                    </a:blip>
+                    <a:srcRect/>
+                    <a:stretch>
+                      <a:fillRect/>
+                    </a:stretch>
+                  </pic:blipFill>
+                  <pic:spPr bwMode="auto">
+                    <a:xfrm>
+                      <a:off x="0" y="0"/>
+                      <a:ext cx="5192621" cy="2758580"/>
+                    </a:xfrm>
+                    <a:prstGeom prst="rect">
+                      <a:avLst/>
+                    </a:prstGeom>
+                    <a:noFill/>
+                    <a:ln>
+                      <a:noFill/>
+                    </a:ln>
+                  </pic:spPr>
+                </pic:pic>
+              </a:graphicData>
+            </a:graphic>
+          </wp:inline>
+        </w:drawing>
+      </w:r>
+    </w:p>
+    <w:p>
+      <w:r>
+        <w:lastRenderedPageBreak/>
+        <w:drawing>
+          <wp:inline distT="0" distB="0" distL="0" distR="0" wp14:anchorId="0696933B" wp14:editId="439B9B11">
+            <wp:extent cx="5940425" cy="3217545"/>
+            <wp:effectExtent l="0" t="0" r="3175" b="1905"/>
+            <wp:docPr id="5" name="Рисунок 5"/>
+            <wp:cNvGraphicFramePr>
+              <a:graphicFrameLocks xmlns:a="http://schemas.openxmlformats.org/drawingml/2006/main" noChangeAspect="1"/>
+            </wp:cNvGraphicFramePr>
+            <a:graphic xmlns:a="http://schemas.openxmlformats.org/drawingml/2006/main">
+              <a:graphicData uri="http://schemas.openxmlformats.org/drawingml/2006/picture">
+                <pic:pic xmlns:pic="http://schemas.openxmlformats.org/drawingml/2006/picture">
+                  <pic:nvPicPr>
+                    <pic:cNvPr id="1" name=""/>
+                    <pic:cNvPicPr/>
+                  </pic:nvPicPr>
+                  <pic:blipFill>
+                    <a:blip r:embed="rId13"/>
+                    <a:stretch>
+                      <a:fillRect/>
+                    </a:stretch>
+                  </pic:blipFill>
+                  <pic:spPr>
+                    <a:xfrm>
+                      <a:off x="0" y="0"/>
+                      <a:ext cx="5940425" cy="3217545"/>
+                    </a:xfrm>
+                    <a:prstGeom prst="rect">
+                      <a:avLst/>
+                    </a:prstGeom>
+                  </pic:spPr>
+                </pic:pic>
+              </a:graphicData>
+            </a:graphic>
+          </wp:inline>
+        </w:drawing>
+      </w:r>
+    </w:p>
+    <w:p>
+      <w:pPr>
+        <w:pStyle w:val="2"/>
+      </w:pPr>
+      <w:r>
+        <w:t>Подготовка релиза и финальная версия</w:t>
+      </w:r>
+    </w:p>
+    <w:p>
+      <w:pPr>
+        <w:pStyle w:val="2"/>
+      </w:pPr>
+      <w:bookmarkStart w:id="0" w:name="_GoBack"/>
+      <w:bookmarkEnd w:id="0"/>
     </w:p>
     <w:p>
       <w:pPr>
@@ -446,7 +712,7 @@
 </file>
 
 <file path=word/numbering.xml><?xml version="1.0" encoding="utf-8"?>
-<w:numbering xmlns:wpc="http://schemas.microsoft.com/office/word/2010/wordprocessingCanvas" xmlns:cx="http://schemas.microsoft.com/office/drawing/2014/chartex" xmlns:cx1="http://schemas.microsoft.com/office/drawing/2015/9/8/chartex" xmlns:cx2="http://schemas.microsoft.com/office/drawing/2015/10/21/chartex" xmlns:cx3="http://schemas.microsoft.com/office/drawing/2016/5/9/chartex" xmlns:cx4="http://schemas.microsoft.com/office/drawing/2016/5/10/chartex" xmlns:cx5="http://schemas.microsoft.com/office/drawing/2016/5/11/chartex" xmlns:cx6="http://schemas.microsoft.com/office/drawing/2016/5/12/chartex" xmlns:cx7="http://schemas.microsoft.com/office/drawing/2016/5/13/chartex" xmlns:cx8="http://schemas.microsoft.com/office/drawing/2016/5/14/chartex" xmlns:mc="http://schemas.openxmlformats.org/markup-compatibility/2006" xmlns:aink="http://schemas.microsoft.com/office/drawing/2016/ink" xmlns:am3d="http://schemas.microsoft.com/office/drawing/2017/model3d" xmlns:o="urn:schemas-microsoft-com:office:office" xmlns:oel="http://schemas.microsoft.com/office/2019/extlst" xmlns:r="http://schemas.openxmlformats.org/officeDocument/2006/relationships" xmlns:m="http://schemas.openxmlformats.org/officeDocument/2006/math" xmlns:v="urn:schemas-microsoft-com:vml" xmlns:wp14="http://schemas.microsoft.com/office/word/2010/wordprocessingDrawing" xmlns:wp="http://schemas.openxmlformats.org/drawingml/2006/wordprocessingDrawing" xmlns:w10="urn:schemas-microsoft-com:office:word" xmlns:w="http://schemas.openxmlformats.org/wordprocessingml/2006/main" xmlns:w14="http://schemas.microsoft.com/office/word/2010/wordml" xmlns:w15="http://schemas.microsoft.com/office/word/2012/wordml" xmlns:w16cex="http://schemas.microsoft.com/office/word/2018/wordml/cex" xmlns:w16cid="http://schemas.microsoft.com/office/word/2016/wordml/cid" xmlns:w16="http://schemas.microsoft.com/office/word/2018/wordml" xmlns:w16du="http://schemas.microsoft.com/office/word/2023/wordml/word16du" xmlns:w16sdtdh="http://schemas.microsoft.com/office/word/2020/wordml/sdtdatahash" xmlns:w16sdtfl="http://schemas.microsoft.com/office/word/2024/wordml/sdtformatlock" xmlns:w16se="http://schemas.microsoft.com/office/word/2015/wordml/symex" xmlns:wpg="http://schemas.microsoft.com/office/word/2010/wordprocessingGroup" xmlns:wpi="http://schemas.microsoft.com/office/word/2010/wordprocessingInk" xmlns:wne="http://schemas.microsoft.com/office/word/2006/wordml" xmlns:wps="http://schemas.microsoft.com/office/word/2010/wordprocessingShape" mc:Ignorable="w14 w15 w16se w16cid w16 w16cex w16sdtdh w16sdtfl w16du wp14">
+<w:numbering xmlns:wpc="http://schemas.microsoft.com/office/word/2010/wordprocessingCanvas" xmlns:cx="http://schemas.microsoft.com/office/drawing/2014/chartex" xmlns:mc="http://schemas.openxmlformats.org/markup-compatibility/2006" xmlns:o="urn:schemas-microsoft-com:office:office" xmlns:r="http://schemas.openxmlformats.org/officeDocument/2006/relationships" xmlns:m="http://schemas.openxmlformats.org/officeDocument/2006/math" xmlns:v="urn:schemas-microsoft-com:vml" xmlns:wp14="http://schemas.microsoft.com/office/word/2010/wordprocessingDrawing" xmlns:wp="http://schemas.openxmlformats.org/drawingml/2006/wordprocessingDrawing" xmlns:w10="urn:schemas-microsoft-com:office:word" xmlns:w="http://schemas.openxmlformats.org/wordprocessingml/2006/main" xmlns:w14="http://schemas.microsoft.com/office/word/2010/wordml" xmlns:w15="http://schemas.microsoft.com/office/word/2012/wordml" xmlns:w16se="http://schemas.microsoft.com/office/word/2015/wordml/symex" xmlns:wpg="http://schemas.microsoft.com/office/word/2010/wordprocessingGroup" xmlns:wpi="http://schemas.microsoft.com/office/word/2010/wordprocessingInk" xmlns:wne="http://schemas.microsoft.com/office/word/2006/wordml" xmlns:wps="http://schemas.microsoft.com/office/word/2010/wordprocessingShape" mc:Ignorable="w14 w15 w16se wp14">
   <w:abstractNum w:abstractNumId="0" w15:restartNumberingAfterBreak="0">
     <w:nsid w:val="635D41CF"/>
     <w:multiLevelType w:val="multilevel"/>
@@ -588,13 +854,13 @@
     <w:tmpl w:val="68BC61E4"/>
     <w:numStyleLink w:val="a"/>
   </w:abstractNum>
-  <w:num w:numId="1" w16cid:durableId="1738746639">
+  <w:num w:numId="1">
     <w:abstractNumId w:val="0"/>
   </w:num>
-  <w:num w:numId="2" w16cid:durableId="829490463">
+  <w:num w:numId="2">
     <w:abstractNumId w:val="0"/>
   </w:num>
-  <w:num w:numId="3" w16cid:durableId="93744396">
+  <w:num w:numId="3">
     <w:abstractNumId w:val="1"/>
     <w:lvlOverride w:ilvl="0">
       <w:lvl w:ilvl="0">
@@ -742,7 +1008,7 @@
       </w:lvl>
     </w:lvlOverride>
   </w:num>
-  <w:num w:numId="4" w16cid:durableId="428820003">
+  <w:num w:numId="4">
     <w:abstractNumId w:val="1"/>
     <w:lvlOverride w:ilvl="0">
       <w:lvl w:ilvl="0">
@@ -890,17 +1156,17 @@
       </w:lvl>
     </w:lvlOverride>
   </w:num>
-  <w:num w:numId="5" w16cid:durableId="687678186">
+  <w:num w:numId="5">
     <w:abstractNumId w:val="0"/>
   </w:num>
-  <w:num w:numId="6" w16cid:durableId="1209299498">
+  <w:num w:numId="6">
     <w:abstractNumId w:val="0"/>
   </w:num>
 </w:numbering>
 </file>
 
 <file path=word/styles.xml><?xml version="1.0" encoding="utf-8"?>
-<w:styles xmlns:mc="http://schemas.openxmlformats.org/markup-compatibility/2006" xmlns:r="http://schemas.openxmlformats.org/officeDocument/2006/relationships" xmlns:w="http://schemas.openxmlformats.org/wordprocessingml/2006/main" xmlns:w14="http://schemas.microsoft.com/office/word/2010/wordml" xmlns:w15="http://schemas.microsoft.com/office/word/2012/wordml" xmlns:w16cex="http://schemas.microsoft.com/office/word/2018/wordml/cex" xmlns:w16cid="http://schemas.microsoft.com/office/word/2016/wordml/cid" xmlns:w16="http://schemas.microsoft.com/office/word/2018/wordml" xmlns:w16du="http://schemas.microsoft.com/office/word/2023/wordml/word16du" xmlns:w16sdtdh="http://schemas.microsoft.com/office/word/2020/wordml/sdtdatahash" xmlns:w16sdtfl="http://schemas.microsoft.com/office/word/2024/wordml/sdtformatlock" xmlns:w16se="http://schemas.microsoft.com/office/word/2015/wordml/symex" mc:Ignorable="w14 w15 w16se w16cid w16 w16cex w16sdtdh w16sdtfl w16du">
+<w:styles xmlns:mc="http://schemas.openxmlformats.org/markup-compatibility/2006" xmlns:r="http://schemas.openxmlformats.org/officeDocument/2006/relationships" xmlns:w="http://schemas.openxmlformats.org/wordprocessingml/2006/main" xmlns:w14="http://schemas.microsoft.com/office/word/2010/wordml" xmlns:w15="http://schemas.microsoft.com/office/word/2012/wordml" xmlns:w16se="http://schemas.microsoft.com/office/word/2015/wordml/symex" mc:Ignorable="w14 w15 w16se">
   <w:docDefaults>
     <w:rPrDefault>
       <w:rPr>
@@ -917,7 +1183,7 @@
       </w:pPr>
     </w:pPrDefault>
   </w:docDefaults>
-  <w:latentStyles w:defLockedState="0" w:defUIPriority="99" w:defSemiHidden="0" w:defUnhideWhenUsed="0" w:defQFormat="0" w:count="376">
+  <w:latentStyles w:defLockedState="0" w:defUIPriority="99" w:defSemiHidden="0" w:defUnhideWhenUsed="0" w:defQFormat="0" w:count="371">
     <w:lsdException w:name="Normal" w:uiPriority="0" w:qFormat="1"/>
     <w:lsdException w:name="heading 1" w:uiPriority="9" w:qFormat="1"/>
     <w:lsdException w:name="heading 2" w:semiHidden="1" w:uiPriority="9" w:unhideWhenUsed="1" w:qFormat="1"/>
@@ -1289,11 +1555,6 @@
     <w:lsdException w:name="List Table 5 Dark Accent 6" w:uiPriority="50"/>
     <w:lsdException w:name="List Table 6 Colorful Accent 6" w:uiPriority="51"/>
     <w:lsdException w:name="List Table 7 Colorful Accent 6" w:uiPriority="52"/>
-    <w:lsdException w:name="Mention" w:semiHidden="1" w:unhideWhenUsed="1"/>
-    <w:lsdException w:name="Smart Hyperlink" w:semiHidden="1" w:unhideWhenUsed="1"/>
-    <w:lsdException w:name="Hashtag" w:semiHidden="1" w:unhideWhenUsed="1"/>
-    <w:lsdException w:name="Unresolved Mention" w:semiHidden="1" w:unhideWhenUsed="1"/>
-    <w:lsdException w:name="Smart Link" w:semiHidden="1" w:unhideWhenUsed="1"/>
   </w:latentStyles>
   <w:style w:type="paragraph" w:default="1" w:styleId="a0">
     <w:name w:val="Normal"/>
@@ -1507,6 +1768,7 @@
   <w:style w:type="character" w:default="1" w:styleId="a1">
     <w:name w:val="Default Paragraph Font"/>
     <w:uiPriority w:val="1"/>
+    <w:semiHidden/>
     <w:unhideWhenUsed/>
   </w:style>
   <w:style w:type="table" w:default="1" w:styleId="a2">
@@ -1928,6 +2190,24 @@
     <w:pPr>
       <w:spacing w:after="0" w:line="240" w:lineRule="auto"/>
     </w:pPr>
+  </w:style>
+  <w:style w:type="paragraph" w:styleId="af0">
+    <w:name w:val="Normal (Web)"/>
+    <w:basedOn w:val="a0"/>
+    <w:uiPriority w:val="99"/>
+    <w:semiHidden/>
+    <w:unhideWhenUsed/>
+    <w:rsid w:val="00C671FF"/>
+    <w:pPr>
+      <w:spacing w:before="100" w:beforeAutospacing="1" w:after="100" w:afterAutospacing="1" w:line="240" w:lineRule="auto"/>
+    </w:pPr>
+    <w:rPr>
+      <w:rFonts w:eastAsia="Times New Roman"/>
+      <w:kern w:val="0"/>
+      <w:sz w:val="24"/>
+      <w:szCs w:val="24"/>
+      <w:lang w:eastAsia="ru-RU"/>
+    </w:rPr>
   </w:style>
 </w:styles>
 </file>

--- a/ИСРПО/ЛР№4/Отчёт по лабораторной работе №4.docx
+++ b/ИСРПО/ЛР№4/Отчёт по лабораторной работе №4.docx
@@ -443,6 +443,10 @@
     </w:p>
     <w:p>
       <w:r>
+        <w:rPr>
+          <w:noProof/>
+          <w:lang w:eastAsia="ru-RU"/>
+        </w:rPr>
         <w:drawing>
           <wp:inline distT="0" distB="0" distL="0" distR="0" wp14:anchorId="65051032" wp14:editId="623213BF">
             <wp:extent cx="5940425" cy="3217545"/>
@@ -494,6 +498,10 @@
     </w:p>
     <w:p>
       <w:r>
+        <w:rPr>
+          <w:noProof/>
+          <w:lang w:eastAsia="ru-RU"/>
+        </w:rPr>
         <w:lastRenderedPageBreak/>
         <w:drawing>
           <wp:inline distT="0" distB="0" distL="0" distR="0" wp14:anchorId="2FDEBF89" wp14:editId="31318A3A">
@@ -582,6 +590,7 @@
       <w:r>
         <w:rPr>
           <w:noProof/>
+          <w:lang w:eastAsia="ru-RU"/>
         </w:rPr>
         <w:drawing>
           <wp:inline distT="0" distB="0" distL="0" distR="0" wp14:anchorId="617A71C2" wp14:editId="50733735">
@@ -635,6 +644,10 @@
     </w:p>
     <w:p>
       <w:r>
+        <w:rPr>
+          <w:noProof/>
+          <w:lang w:eastAsia="ru-RU"/>
+        </w:rPr>
         <w:lastRenderedPageBreak/>
         <w:drawing>
           <wp:inline distT="0" distB="0" distL="0" distR="0" wp14:anchorId="0696933B" wp14:editId="439B9B11">
@@ -684,22 +697,827 @@
     <w:p>
       <w:pPr>
         <w:pStyle w:val="2"/>
-      </w:pPr>
+        <w:numPr>
+          <w:ilvl w:val="2"/>
+          <w:numId w:val="6"/>
+        </w:numPr>
+      </w:pPr>
+      <w:r>
+        <w:t>Создать ветку для подготовки релиза.</w:t>
+      </w:r>
+    </w:p>
+    <w:p>
+      <w:pPr>
+        <w:pStyle w:val="2"/>
+        <w:numPr>
+          <w:ilvl w:val="2"/>
+          <w:numId w:val="6"/>
+        </w:numPr>
+      </w:pPr>
+      <w:r>
+        <w:t>Обновить версию проекта и README.md.</w:t>
+      </w:r>
+    </w:p>
+    <w:p>
+      <w:pPr>
+        <w:pStyle w:val="2"/>
+        <w:numPr>
+          <w:ilvl w:val="2"/>
+          <w:numId w:val="6"/>
+        </w:numPr>
+      </w:pPr>
+      <w:proofErr w:type="spellStart"/>
+      <w:r>
+        <w:t>Закоммитить</w:t>
+      </w:r>
+      <w:proofErr w:type="spellEnd"/>
+      <w:r>
+        <w:t xml:space="preserve"> изменения и создать тег для релиза.</w:t>
+      </w:r>
+    </w:p>
+    <w:p>
+      <w:r>
+        <w:rPr>
+          <w:noProof/>
+          <w:lang w:eastAsia="ru-RU"/>
+        </w:rPr>
+        <w:drawing>
+          <wp:inline distT="0" distB="0" distL="0" distR="0" wp14:anchorId="79666F77" wp14:editId="07FDA5F7">
+            <wp:extent cx="5940425" cy="3155950"/>
+            <wp:effectExtent l="0" t="0" r="3175" b="6350"/>
+            <wp:docPr id="2" name="Рисунок 2"/>
+            <wp:cNvGraphicFramePr>
+              <a:graphicFrameLocks xmlns:a="http://schemas.openxmlformats.org/drawingml/2006/main" noChangeAspect="1"/>
+            </wp:cNvGraphicFramePr>
+            <a:graphic xmlns:a="http://schemas.openxmlformats.org/drawingml/2006/main">
+              <a:graphicData uri="http://schemas.openxmlformats.org/drawingml/2006/picture">
+                <pic:pic xmlns:pic="http://schemas.openxmlformats.org/drawingml/2006/picture">
+                  <pic:nvPicPr>
+                    <pic:cNvPr id="2" name="Релиз новой версии.png"/>
+                    <pic:cNvPicPr/>
+                  </pic:nvPicPr>
+                  <pic:blipFill>
+                    <a:blip r:embed="rId14" cstate="print">
+                      <a:extLst>
+                        <a:ext uri="{28A0092B-C50C-407E-A947-70E740481C1C}">
+                          <a14:useLocalDpi xmlns:a14="http://schemas.microsoft.com/office/drawing/2010/main" val="0"/>
+                        </a:ext>
+                      </a:extLst>
+                    </a:blip>
+                    <a:stretch>
+                      <a:fillRect/>
+                    </a:stretch>
+                  </pic:blipFill>
+                  <pic:spPr>
+                    <a:xfrm>
+                      <a:off x="0" y="0"/>
+                      <a:ext cx="5940425" cy="3155950"/>
+                    </a:xfrm>
+                    <a:prstGeom prst="rect">
+                      <a:avLst/>
+                    </a:prstGeom>
+                  </pic:spPr>
+                </pic:pic>
+              </a:graphicData>
+            </a:graphic>
+          </wp:inline>
+        </w:drawing>
+      </w:r>
+    </w:p>
+    <w:p>
+      <w:pPr>
+        <w:pStyle w:val="2"/>
+        <w:numPr>
+          <w:ilvl w:val="2"/>
+          <w:numId w:val="6"/>
+        </w:numPr>
+      </w:pPr>
+      <w:r>
+        <w:t xml:space="preserve">Создать </w:t>
+      </w:r>
+      <w:proofErr w:type="spellStart"/>
+      <w:r>
+        <w:t>Pull</w:t>
+      </w:r>
+      <w:proofErr w:type="spellEnd"/>
+      <w:r>
+        <w:t xml:space="preserve"> </w:t>
+      </w:r>
+      <w:proofErr w:type="spellStart"/>
+      <w:r>
+        <w:t>Request</w:t>
+      </w:r>
+      <w:proofErr w:type="spellEnd"/>
+      <w:r>
+        <w:t xml:space="preserve"> и </w:t>
+      </w:r>
+      <w:proofErr w:type="spellStart"/>
+      <w:r>
+        <w:t>финализировать</w:t>
+      </w:r>
+      <w:proofErr w:type="spellEnd"/>
+      <w:r>
+        <w:t xml:space="preserve"> релиз.</w:t>
+      </w:r>
+    </w:p>
+    <w:p>
+      <w:r>
+        <w:rPr>
+          <w:noProof/>
+          <w:lang w:eastAsia="ru-RU"/>
+        </w:rPr>
+        <w:lastRenderedPageBreak/>
+        <w:drawing>
+          <wp:inline distT="0" distB="0" distL="0" distR="0" wp14:anchorId="4ADD5A48" wp14:editId="25729D8C">
+            <wp:extent cx="5940425" cy="3217545"/>
+            <wp:effectExtent l="0" t="0" r="3175" b="1905"/>
+            <wp:docPr id="6" name="Рисунок 6"/>
+            <wp:cNvGraphicFramePr>
+              <a:graphicFrameLocks xmlns:a="http://schemas.openxmlformats.org/drawingml/2006/main" noChangeAspect="1"/>
+            </wp:cNvGraphicFramePr>
+            <a:graphic xmlns:a="http://schemas.openxmlformats.org/drawingml/2006/main">
+              <a:graphicData uri="http://schemas.openxmlformats.org/drawingml/2006/picture">
+                <pic:pic xmlns:pic="http://schemas.openxmlformats.org/drawingml/2006/picture">
+                  <pic:nvPicPr>
+                    <pic:cNvPr id="6" name="Пулл реквест финального релиза.png"/>
+                    <pic:cNvPicPr/>
+                  </pic:nvPicPr>
+                  <pic:blipFill>
+                    <a:blip r:embed="rId15" cstate="print">
+                      <a:extLst>
+                        <a:ext uri="{28A0092B-C50C-407E-A947-70E740481C1C}">
+                          <a14:useLocalDpi xmlns:a14="http://schemas.microsoft.com/office/drawing/2010/main" val="0"/>
+                        </a:ext>
+                      </a:extLst>
+                    </a:blip>
+                    <a:stretch>
+                      <a:fillRect/>
+                    </a:stretch>
+                  </pic:blipFill>
+                  <pic:spPr>
+                    <a:xfrm>
+                      <a:off x="0" y="0"/>
+                      <a:ext cx="5940425" cy="3217545"/>
+                    </a:xfrm>
+                    <a:prstGeom prst="rect">
+                      <a:avLst/>
+                    </a:prstGeom>
+                  </pic:spPr>
+                </pic:pic>
+              </a:graphicData>
+            </a:graphic>
+          </wp:inline>
+        </w:drawing>
+      </w:r>
+    </w:p>
+    <w:p>
+      <w:pPr>
+        <w:pStyle w:val="2"/>
+        <w:numPr>
+          <w:ilvl w:val="2"/>
+          <w:numId w:val="6"/>
+        </w:numPr>
+      </w:pPr>
+      <w:r>
+        <w:t>Создать релиз на платформе (</w:t>
+      </w:r>
+      <w:proofErr w:type="spellStart"/>
+      <w:r>
+        <w:t>GitHub</w:t>
+      </w:r>
+      <w:proofErr w:type="spellEnd"/>
+      <w:r>
+        <w:t xml:space="preserve">, </w:t>
+      </w:r>
+      <w:proofErr w:type="spellStart"/>
+      <w:r>
+        <w:t>GitLab</w:t>
+      </w:r>
+      <w:proofErr w:type="spellEnd"/>
+      <w:r>
+        <w:t>).</w:t>
+      </w:r>
+    </w:p>
+    <w:p>
+      <w:r>
+        <w:drawing>
+          <wp:inline distT="0" distB="0" distL="0" distR="0" wp14:anchorId="4362144B" wp14:editId="48BB18A4">
+            <wp:extent cx="5940425" cy="4233600"/>
+            <wp:effectExtent l="0" t="0" r="3175" b="0"/>
+            <wp:docPr id="7" name="Рисунок 7"/>
+            <wp:cNvGraphicFramePr>
+              <a:graphicFrameLocks xmlns:a="http://schemas.openxmlformats.org/drawingml/2006/main" noChangeAspect="1"/>
+            </wp:cNvGraphicFramePr>
+            <a:graphic xmlns:a="http://schemas.openxmlformats.org/drawingml/2006/main">
+              <a:graphicData uri="http://schemas.openxmlformats.org/drawingml/2006/picture">
+                <pic:pic xmlns:pic="http://schemas.openxmlformats.org/drawingml/2006/picture">
+                  <pic:nvPicPr>
+                    <pic:cNvPr id="1" name=""/>
+                    <pic:cNvPicPr/>
+                  </pic:nvPicPr>
+                  <pic:blipFill rotWithShape="1">
+                    <a:blip r:embed="rId16"/>
+                    <a:srcRect b="34211"/>
+                    <a:stretch/>
+                  </pic:blipFill>
+                  <pic:spPr bwMode="auto">
+                    <a:xfrm>
+                      <a:off x="0" y="0"/>
+                      <a:ext cx="5940425" cy="4233600"/>
+                    </a:xfrm>
+                    <a:prstGeom prst="rect">
+                      <a:avLst/>
+                    </a:prstGeom>
+                    <a:ln>
+                      <a:noFill/>
+                    </a:ln>
+                    <a:extLst>
+                      <a:ext uri="{53640926-AAD7-44D8-BBD7-CCE9431645EC}">
+                        <a14:shadowObscured xmlns:a14="http://schemas.microsoft.com/office/drawing/2010/main"/>
+                      </a:ext>
+                    </a:extLst>
+                  </pic:spPr>
+                </pic:pic>
+              </a:graphicData>
+            </a:graphic>
+          </wp:inline>
+        </w:drawing>
+      </w:r>
+    </w:p>
+    <w:p>
+      <w:pPr>
+        <w:pStyle w:val="1"/>
+      </w:pPr>
+      <w:r>
+        <w:t>Контрольные вопросы</w:t>
+      </w:r>
+    </w:p>
+    <w:p>
+      <w:pPr>
+        <w:pStyle w:val="2"/>
+      </w:pPr>
+      <w:r>
+        <w:t xml:space="preserve">Какие основные шаги необходимо выполнить при начальной настройке проекта в </w:t>
+      </w:r>
+      <w:proofErr w:type="spellStart"/>
+      <w:r>
+        <w:t>Git</w:t>
+      </w:r>
+      <w:proofErr w:type="spellEnd"/>
+      <w:r>
+        <w:t>?</w:t>
+      </w:r>
+      <w:r>
+        <w:t xml:space="preserve"> Ответ: Создать </w:t>
+      </w:r>
+      <w:proofErr w:type="spellStart"/>
+      <w:r>
+        <w:t>репозиторий</w:t>
+      </w:r>
+      <w:proofErr w:type="spellEnd"/>
+      <w:r>
+        <w:t xml:space="preserve"> </w:t>
+      </w:r>
+      <w:proofErr w:type="spellStart"/>
+      <w:r>
+        <w:rPr>
+          <w:lang w:val="en-US"/>
+        </w:rPr>
+        <w:t>Git</w:t>
+      </w:r>
+      <w:proofErr w:type="spellEnd"/>
+      <w:r>
+        <w:t xml:space="preserve"> на одном из </w:t>
+      </w:r>
+      <w:proofErr w:type="spellStart"/>
+      <w:r>
+        <w:rPr>
+          <w:lang w:val="en-US"/>
+        </w:rPr>
+        <w:t>Git</w:t>
+      </w:r>
+      <w:proofErr w:type="spellEnd"/>
+      <w:r>
+        <w:t>-</w:t>
+      </w:r>
+      <w:r>
+        <w:t xml:space="preserve">хостингов. Создать файл </w:t>
+      </w:r>
+      <w:r>
+        <w:rPr>
+          <w:lang w:val="en-US"/>
+        </w:rPr>
+        <w:t>README</w:t>
+      </w:r>
+      <w:r>
+        <w:t>.</w:t>
+      </w:r>
+      <w:r>
+        <w:rPr>
+          <w:lang w:val="en-US"/>
+        </w:rPr>
+        <w:t>md</w:t>
+      </w:r>
+      <w:r>
+        <w:t xml:space="preserve">, </w:t>
+      </w:r>
+      <w:r>
+        <w:rPr>
+          <w:lang w:val="en-US"/>
+        </w:rPr>
+        <w:t>LICENSE</w:t>
+      </w:r>
+      <w:r>
+        <w:t>.</w:t>
+      </w:r>
+      <w:r>
+        <w:rPr>
+          <w:lang w:val="en-US"/>
+        </w:rPr>
+        <w:t>md</w:t>
+      </w:r>
+      <w:proofErr w:type="gramStart"/>
+      <w:r>
+        <w:t>, .</w:t>
+      </w:r>
+      <w:proofErr w:type="spellStart"/>
+      <w:r>
+        <w:rPr>
+          <w:lang w:val="en-US"/>
+        </w:rPr>
+        <w:t>gitignore</w:t>
+      </w:r>
+      <w:proofErr w:type="spellEnd"/>
+      <w:proofErr w:type="gramEnd"/>
+      <w:r>
+        <w:t xml:space="preserve">,  </w:t>
+      </w:r>
+      <w:r>
+        <w:t>.</w:t>
+      </w:r>
+      <w:proofErr w:type="spellStart"/>
+      <w:r>
+        <w:t>dockerignore</w:t>
+      </w:r>
+      <w:proofErr w:type="spellEnd"/>
+      <w:r>
+        <w:t xml:space="preserve"> (</w:t>
+      </w:r>
+      <w:r>
+        <w:t xml:space="preserve">опционально). Создать ветки для работы </w:t>
+      </w:r>
+      <w:r>
+        <w:t>(</w:t>
+      </w:r>
+      <w:r>
+        <w:rPr>
+          <w:lang w:val="en-US"/>
+        </w:rPr>
+        <w:t>main</w:t>
+      </w:r>
+      <w:r>
+        <w:t xml:space="preserve"> </w:t>
+      </w:r>
+      <w:r>
+        <w:t xml:space="preserve">создана по умолчанию, </w:t>
+      </w:r>
+      <w:r>
+        <w:rPr>
+          <w:lang w:val="en-US"/>
+        </w:rPr>
+        <w:t>feature</w:t>
+      </w:r>
+      <w:r>
+        <w:t xml:space="preserve"> </w:t>
+      </w:r>
+      <w:r>
+        <w:t xml:space="preserve">создать для разработки). Настроить правила залива изменений в другие ветки </w:t>
+      </w:r>
+      <w:r>
+        <w:lastRenderedPageBreak/>
+        <w:t xml:space="preserve">(ограничить возможность </w:t>
+      </w:r>
+      <w:r>
+        <w:rPr>
+          <w:lang w:val="en-US"/>
+        </w:rPr>
+        <w:t>merge</w:t>
+      </w:r>
+      <w:r>
+        <w:t xml:space="preserve"> </w:t>
+      </w:r>
+      <w:r>
+        <w:t xml:space="preserve">и дать </w:t>
+      </w:r>
+      <w:proofErr w:type="spellStart"/>
+      <w:r>
+        <w:t>возможноть</w:t>
+      </w:r>
+      <w:proofErr w:type="spellEnd"/>
+      <w:r>
+        <w:t xml:space="preserve"> заливать после </w:t>
+      </w:r>
+      <w:proofErr w:type="spellStart"/>
+      <w:r>
+        <w:t>ревью</w:t>
+      </w:r>
+      <w:proofErr w:type="spellEnd"/>
+      <w:r>
+        <w:t xml:space="preserve"> </w:t>
+      </w:r>
+      <w:proofErr w:type="spellStart"/>
+      <w:r>
+        <w:t>пулл</w:t>
+      </w:r>
+      <w:proofErr w:type="spellEnd"/>
+      <w:r>
+        <w:t xml:space="preserve"> </w:t>
+      </w:r>
+      <w:proofErr w:type="spellStart"/>
+      <w:r>
+        <w:t>реквеста</w:t>
+      </w:r>
+      <w:proofErr w:type="spellEnd"/>
+      <w:r>
+        <w:t xml:space="preserve"> страшим из команды разработки). Настроить </w:t>
+      </w:r>
+      <w:r>
+        <w:rPr>
+          <w:lang w:val="en-US"/>
+        </w:rPr>
+        <w:t>GitHub Actions.</w:t>
+      </w:r>
+    </w:p>
+    <w:p>
+      <w:pPr>
+        <w:pStyle w:val="2"/>
+      </w:pPr>
+      <w:r>
+        <w:t>Какие обязательные разделы должны быть включены в базовый файл README.md проекта?</w:t>
+      </w:r>
+      <w:r>
+        <w:t xml:space="preserve"> </w:t>
+      </w:r>
+      <w:r>
+        <w:t>Ответ: Название проекта, краткое описание, скриншоты, технологический стек, инструкция по установке и запуску, требования к окружению, примеры использования, лицензии, контакты.</w:t>
+      </w:r>
+    </w:p>
+    <w:p>
+      <w:pPr>
+        <w:pStyle w:val="2"/>
+      </w:pPr>
+      <w:r>
+        <w:t xml:space="preserve">Как правильно организовать процесс разработки новой функциональности с использованием ветвления в </w:t>
+      </w:r>
+      <w:proofErr w:type="spellStart"/>
+      <w:r>
+        <w:t>Git</w:t>
+      </w:r>
+      <w:proofErr w:type="spellEnd"/>
+      <w:r>
+        <w:t>?</w:t>
+      </w:r>
+      <w:r>
+        <w:t xml:space="preserve"> Ответ: от ветки </w:t>
+      </w:r>
+      <w:r>
+        <w:rPr>
+          <w:lang w:val="en-US"/>
+        </w:rPr>
+        <w:t>feature</w:t>
+      </w:r>
+      <w:r>
+        <w:t xml:space="preserve"> </w:t>
+      </w:r>
+      <w:r>
+        <w:t xml:space="preserve">создать новую ветку </w:t>
+      </w:r>
+      <w:r>
+        <w:rPr>
+          <w:lang w:val="en-US"/>
+        </w:rPr>
+        <w:t>feature</w:t>
+      </w:r>
+      <w:r>
+        <w:t>/</w:t>
+      </w:r>
+      <w:proofErr w:type="spellStart"/>
+      <w:r>
+        <w:t>название_фичи</w:t>
+      </w:r>
+      <w:proofErr w:type="spellEnd"/>
+      <w:r>
+        <w:t xml:space="preserve">. Во время разработки необходимо время от времени </w:t>
+      </w:r>
+      <w:proofErr w:type="spellStart"/>
+      <w:r>
+        <w:t>подтягвать</w:t>
+      </w:r>
+      <w:proofErr w:type="spellEnd"/>
+      <w:r>
+        <w:t xml:space="preserve"> изменения из ветки </w:t>
+      </w:r>
+      <w:r>
+        <w:rPr>
+          <w:lang w:val="en-US"/>
+        </w:rPr>
+        <w:t>feature</w:t>
+      </w:r>
+      <w:r>
+        <w:t xml:space="preserve">, </w:t>
+      </w:r>
+      <w:r>
+        <w:t xml:space="preserve">а после завершения написания </w:t>
+      </w:r>
+      <w:proofErr w:type="spellStart"/>
+      <w:r>
+        <w:t>фичи</w:t>
+      </w:r>
+      <w:proofErr w:type="spellEnd"/>
+      <w:r>
+        <w:t xml:space="preserve">, создать </w:t>
+      </w:r>
+      <w:proofErr w:type="spellStart"/>
+      <w:r>
+        <w:t>пулл</w:t>
+      </w:r>
+      <w:proofErr w:type="spellEnd"/>
+      <w:r>
+        <w:t xml:space="preserve"> </w:t>
+      </w:r>
+      <w:proofErr w:type="spellStart"/>
+      <w:r>
+        <w:t>реквест</w:t>
+      </w:r>
+      <w:proofErr w:type="spellEnd"/>
+      <w:r>
+        <w:t xml:space="preserve"> в ветку </w:t>
+      </w:r>
+      <w:r>
+        <w:rPr>
+          <w:lang w:val="en-US"/>
+        </w:rPr>
+        <w:t>feature</w:t>
+      </w:r>
+      <w:r>
+        <w:t xml:space="preserve">. </w:t>
+      </w:r>
+      <w:r>
+        <w:t xml:space="preserve">После принятия </w:t>
+      </w:r>
+      <w:proofErr w:type="spellStart"/>
+      <w:r>
+        <w:t>пулл</w:t>
+      </w:r>
+      <w:proofErr w:type="spellEnd"/>
+      <w:r>
+        <w:t xml:space="preserve"> </w:t>
+      </w:r>
+      <w:proofErr w:type="spellStart"/>
+      <w:r>
+        <w:t>реквеста</w:t>
+      </w:r>
+      <w:proofErr w:type="spellEnd"/>
+      <w:r>
+        <w:t>, ветку удалить.</w:t>
+      </w:r>
+    </w:p>
+    <w:p>
+      <w:pPr>
+        <w:pStyle w:val="2"/>
+      </w:pPr>
+      <w:r>
+        <w:t xml:space="preserve">Какая информация должна быть указана в описании </w:t>
+      </w:r>
+      <w:proofErr w:type="spellStart"/>
+      <w:r>
+        <w:t>Pull</w:t>
+      </w:r>
+      <w:proofErr w:type="spellEnd"/>
+      <w:r>
+        <w:t xml:space="preserve"> </w:t>
+      </w:r>
+      <w:proofErr w:type="spellStart"/>
+      <w:r>
+        <w:t>Request</w:t>
+      </w:r>
+      <w:proofErr w:type="spellEnd"/>
+      <w:r>
+        <w:t xml:space="preserve"> для эффективного код-</w:t>
+      </w:r>
+      <w:proofErr w:type="spellStart"/>
+      <w:r>
+        <w:t>ревью</w:t>
+      </w:r>
+      <w:proofErr w:type="spellEnd"/>
+      <w:r>
+        <w:t>?</w:t>
+      </w:r>
+      <w:r>
+        <w:t xml:space="preserve"> Ответ: </w:t>
+      </w:r>
+      <w:r>
+        <w:t xml:space="preserve">краткое резюме, </w:t>
+      </w:r>
+      <w:r>
+        <w:t>подробности</w:t>
+      </w:r>
+      <w:r>
+        <w:t>, инструкции по тестированию</w:t>
+      </w:r>
+      <w:r>
+        <w:t>.</w:t>
+      </w:r>
+    </w:p>
+    <w:p>
+      <w:pPr>
+        <w:pStyle w:val="2"/>
+      </w:pPr>
+      <w:r>
+        <w:t>Как должен действовать разработчик при получении замечаний в процессе код-</w:t>
+      </w:r>
+      <w:proofErr w:type="spellStart"/>
+      <w:r>
+        <w:t>ревью</w:t>
+      </w:r>
+      <w:proofErr w:type="spellEnd"/>
+      <w:r>
+        <w:t>?</w:t>
+      </w:r>
+      <w:r>
+        <w:t xml:space="preserve"> Ответ: без лишних эмоций оценить замечание, предложить иной вариант или согласиться на исправление. В случае соглашения на исправление в ветке, которую хотят влить в другую, внести изменения, </w:t>
+      </w:r>
+      <w:proofErr w:type="spellStart"/>
+      <w:r>
+        <w:t>закоммитить</w:t>
+      </w:r>
+      <w:proofErr w:type="spellEnd"/>
+      <w:r>
+        <w:t xml:space="preserve"> и в </w:t>
+      </w:r>
+      <w:proofErr w:type="spellStart"/>
+      <w:r>
+        <w:t>ревью</w:t>
+      </w:r>
+      <w:proofErr w:type="spellEnd"/>
+      <w:r>
+        <w:t xml:space="preserve"> кода отметить об исправлении замечания.</w:t>
+      </w:r>
+    </w:p>
+    <w:p>
+      <w:pPr>
+        <w:pStyle w:val="2"/>
+      </w:pPr>
+      <w:r>
+        <w:t xml:space="preserve">Каковы основные этапы подготовки </w:t>
+      </w:r>
+      <w:proofErr w:type="spellStart"/>
+      <w:r>
+        <w:t>релизной</w:t>
+      </w:r>
+      <w:proofErr w:type="spellEnd"/>
+      <w:r>
+        <w:t xml:space="preserve"> версии проекта?</w:t>
+      </w:r>
+      <w:r>
+        <w:t xml:space="preserve"> Ответ: Создать </w:t>
+      </w:r>
+      <w:proofErr w:type="spellStart"/>
+      <w:r>
+        <w:t>пулл</w:t>
+      </w:r>
+      <w:proofErr w:type="spellEnd"/>
+      <w:r>
+        <w:t xml:space="preserve"> </w:t>
+      </w:r>
+      <w:proofErr w:type="spellStart"/>
+      <w:r>
+        <w:t>реквест</w:t>
+      </w:r>
+      <w:proofErr w:type="spellEnd"/>
+      <w:r>
+        <w:t xml:space="preserve"> в ветку </w:t>
+      </w:r>
+      <w:r>
+        <w:rPr>
+          <w:lang w:val="en-US"/>
+        </w:rPr>
+        <w:t>release</w:t>
+      </w:r>
+      <w:r>
+        <w:t xml:space="preserve">, подготовить изменения к релизу (изменить </w:t>
+      </w:r>
+      <w:r>
+        <w:rPr>
+          <w:lang w:val="en-US"/>
+        </w:rPr>
+        <w:t>README</w:t>
+      </w:r>
+      <w:r>
+        <w:t>.</w:t>
+      </w:r>
+      <w:r>
+        <w:rPr>
+          <w:lang w:val="en-US"/>
+        </w:rPr>
+        <w:t>md</w:t>
+      </w:r>
+      <w:r>
+        <w:t xml:space="preserve">, </w:t>
+      </w:r>
+      <w:r>
+        <w:t xml:space="preserve">внести информацию об разработке и авторах в код (конфигурации проекта). Создать тег новой версии. Сделать </w:t>
+      </w:r>
+      <w:proofErr w:type="spellStart"/>
+      <w:r>
+        <w:t>пулл</w:t>
+      </w:r>
+      <w:proofErr w:type="spellEnd"/>
+      <w:r>
+        <w:t xml:space="preserve"> </w:t>
+      </w:r>
+      <w:proofErr w:type="spellStart"/>
+      <w:r>
+        <w:t>реквест</w:t>
+      </w:r>
+      <w:proofErr w:type="spellEnd"/>
+      <w:r>
+        <w:t xml:space="preserve"> в </w:t>
+      </w:r>
+      <w:r>
+        <w:rPr>
+          <w:lang w:val="en-US"/>
+        </w:rPr>
+        <w:t>main</w:t>
+      </w:r>
+      <w:r>
+        <w:t xml:space="preserve"> и после согласования завершить </w:t>
+      </w:r>
+      <w:proofErr w:type="spellStart"/>
+      <w:r>
+        <w:t>пулл</w:t>
+      </w:r>
+      <w:proofErr w:type="spellEnd"/>
+      <w:r>
+        <w:t xml:space="preserve"> </w:t>
+      </w:r>
+      <w:proofErr w:type="spellStart"/>
+      <w:r>
+        <w:t>реквест</w:t>
+      </w:r>
+      <w:proofErr w:type="spellEnd"/>
+      <w:r>
+        <w:t>.</w:t>
+      </w:r>
+      <w:r>
+        <w:t xml:space="preserve"> На </w:t>
+      </w:r>
+      <w:proofErr w:type="spellStart"/>
+      <w:r>
+        <w:rPr>
+          <w:lang w:val="en-US"/>
+        </w:rPr>
+        <w:t>git</w:t>
+      </w:r>
+      <w:proofErr w:type="spellEnd"/>
+      <w:r>
+        <w:t>-</w:t>
+      </w:r>
+      <w:r>
+        <w:t>хостинге создать новый релиз, привязав его к определенному тегу, дать название релиза и составить описание.</w:t>
+      </w:r>
+    </w:p>
+    <w:p>
+      <w:pPr>
+        <w:pStyle w:val="1"/>
+      </w:pPr>
+      <w:r>
+        <w:t>Вывод</w:t>
+      </w:r>
+    </w:p>
+    <w:p>
+      <w:pPr>
+        <w:pStyle w:val="2"/>
+      </w:pPr>
+      <w:r>
+        <w:t>Были получены</w:t>
+      </w:r>
+      <w:r>
+        <w:t xml:space="preserve"> навыки совместной разработки с использованием системы контроля версий.</w:t>
+      </w:r>
+    </w:p>
+    <w:p>
+      <w:pPr>
+        <w:pStyle w:val="2"/>
+      </w:pPr>
+      <w:r>
+        <w:t>Были получены</w:t>
+      </w:r>
+      <w:r>
+        <w:t xml:space="preserve"> навыки интеграции компонентов ПО при командной разработке.</w:t>
+      </w:r>
       <w:bookmarkStart w:id="0" w:name="_GoBack"/>
       <w:bookmarkEnd w:id="0"/>
-    </w:p>
-    <w:p>
-      <w:pPr>
-        <w:pStyle w:val="1"/>
-      </w:pPr>
-      <w:r>
-        <w:t>Контрольные вопросы</w:t>
-      </w:r>
-    </w:p>
-    <w:p>
-      <w:pPr>
-        <w:pStyle w:val="2"/>
-      </w:pPr>
     </w:p>
     <w:sectPr>
       <w:pgSz w:w="11906" w:h="16838"/>
@@ -1161,6 +1979,36 @@
   </w:num>
   <w:num w:numId="6">
     <w:abstractNumId w:val="0"/>
+  </w:num>
+  <w:num w:numId="7">
+    <w:abstractNumId w:val="0"/>
+    <w:lvlOverride w:ilvl="0">
+      <w:startOverride w:val="1"/>
+    </w:lvlOverride>
+    <w:lvlOverride w:ilvl="1">
+      <w:startOverride w:val="1"/>
+    </w:lvlOverride>
+    <w:lvlOverride w:ilvl="2">
+      <w:startOverride w:val="1"/>
+    </w:lvlOverride>
+    <w:lvlOverride w:ilvl="3">
+      <w:startOverride w:val="1"/>
+    </w:lvlOverride>
+    <w:lvlOverride w:ilvl="4">
+      <w:startOverride w:val="1"/>
+    </w:lvlOverride>
+    <w:lvlOverride w:ilvl="5">
+      <w:startOverride w:val="1"/>
+    </w:lvlOverride>
+    <w:lvlOverride w:ilvl="6">
+      <w:startOverride w:val="1"/>
+    </w:lvlOverride>
+    <w:lvlOverride w:ilvl="7">
+      <w:startOverride w:val="1"/>
+    </w:lvlOverride>
+    <w:lvlOverride w:ilvl="8">
+      <w:startOverride w:val="1"/>
+    </w:lvlOverride>
   </w:num>
 </w:numbering>
 </file>
@@ -2209,6 +3057,22 @@
       <w:lang w:eastAsia="ru-RU"/>
     </w:rPr>
   </w:style>
+  <w:style w:type="paragraph" w:customStyle="1" w:styleId="Default">
+    <w:name w:val="Default"/>
+    <w:rsid w:val="00A804FF"/>
+    <w:pPr>
+      <w:autoSpaceDE w:val="0"/>
+      <w:autoSpaceDN w:val="0"/>
+      <w:adjustRightInd w:val="0"/>
+      <w:spacing w:after="0" w:line="240" w:lineRule="auto"/>
+    </w:pPr>
+    <w:rPr>
+      <w:color w:val="000000"/>
+      <w:kern w:val="0"/>
+      <w:sz w:val="24"/>
+      <w:szCs w:val="24"/>
+    </w:rPr>
+  </w:style>
 </w:styles>
 </file>
 
